--- a/GMAC_Public_Comment_V8.docx
+++ b/GMAC_Public_Comment_V8.docx
@@ -146,6 +146,12 @@
     <w:p>
       <w:pPr/>
       <w:r/>
+    </w:p>
+    <w:p>
+      <w:pPr/>
+      <w:r>
+        <w:t>Furthermore, the narrative that ASHPs will save customers money is frequently inaccurate under current utility rates. The April 2026 EEAC EM&amp;V Presentation (Slide 45) confirms that electricity in Massachusetts costs 4.55 times more than natural gas per MMBTU. To simply break even on operating costs against a standard 95% efficient gas furnace, a heat pump must maintain a Coefficient of Performance (COP) of roughly 4.3. While GSHPs operate in the 3.8 to 4.8 COP range during winter, standard ASHPs drop to a COP of 1.5 to 2.3 at 5°F, further degraded by defrost cycles. Consequently, many customers switching from gas to ASHP experience significant bill increases during the coldest months.</w:t>
+      </w:r>
     </w:p>
     <w:p>
       <w:pPr/>
